--- a/manuscript/SRAM_Vmin_IEEE_KR.docx
+++ b/manuscript/SRAM_Vmin_IEEE_KR.docx
@@ -3684,7 +3684,7 @@
           <w:sz w:val="16"/>
           <w:szCs w:val="16"/>
         </w:rPr>
-        <w:t xml:space="preserve">) 평면의 V</w:t>
+        <w:t xml:space="preserve">) 평면의 셀 V</w:t>
       </w:r>
       <w:r>
         <w:rPr>
@@ -3701,7 +3701,24 @@
           <w:sz w:val="16"/>
           <w:szCs w:val="16"/>
         </w:rPr>
-        <w:t xml:space="preserve"> 등고선과 축별 역방향 질의로 복원한 사양 경계.</w:t>
+        <w:t xml:space="preserve"> = max(읽기, 쓰기)와 각 모드의 V</w:t>
+      </w:r>
+      <w:r>
+        <w:rPr>
+          <w:rFonts w:ascii="Batang" w:cs="Batang" w:eastAsia="Batang" w:hAnsi="Batang"/>
+          <w:sz w:val="16"/>
+          <w:szCs w:val="16"/>
+          <w:vertAlign w:val="subscript"/>
+        </w:rPr>
+        <w:t xml:space="preserve">T0</w:t>
+      </w:r>
+      <w:r>
+        <w:rPr>
+          <w:rFonts w:ascii="Batang" w:cs="Batang" w:eastAsia="Batang" w:hAnsi="Batang"/>
+          <w:sz w:val="16"/>
+          <w:szCs w:val="16"/>
+        </w:rPr>
+        <w:t xml:space="preserve"> 경계.</w:t>
       </w:r>
     </w:p>
     <w:p>

--- a/manuscript/SRAM_Vmin_IEEE_KR.docx
+++ b/manuscript/SRAM_Vmin_IEEE_KR.docx
@@ -1013,7 +1013,7 @@
           <w:sz w:val="16"/>
           <w:szCs w:val="16"/>
         </w:rPr>
-        <w:t xml:space="preserve">으로 옮긴다. 같은 관계식을 축별로 역산하면 process window가 나온다.</w:t>
+        <w:t xml:space="preserve">으로 옮긴다. 같은 관계식을 역산하면 process window가 나온다.</w:t>
       </w:r>
     </w:p>
     <w:p>
